--- a/작업일지/6주차.docx
+++ b/작업일지/6주차.docx
@@ -1272,13 +1272,29 @@
           <w:p>
             <w:pPr>
               <w:jc w:val="left"/>
-            </w:pPr>
-            <w:r>
               <w:rPr>
                 <w:lang w:eastAsia="ko-KR"/>
                 <w:rtl w:val="off"/>
               </w:rPr>
+            </w:pPr>
+            <w:r>
+              <w:rPr>
+                <w:lang w:eastAsia="ko-KR"/>
+                <w:rtl w:val="off"/>
+              </w:rPr>
               <w:t xml:space="preserve">ColiderComponent, StateComponent, ScriptComponent 추가 필요 </w:t>
+            </w:r>
+          </w:p>
+          <w:p>
+            <w:pPr>
+              <w:jc w:val="left"/>
+            </w:pPr>
+            <w:r>
+              <w:rPr>
+                <w:lang w:eastAsia="ko-KR"/>
+                <w:rtl w:val="off"/>
+              </w:rPr>
+              <w:t>서버 disconnecting 오류</w:t>
             </w:r>
           </w:p>
         </w:tc>
@@ -1779,7 +1795,7 @@
     <w:lsdException w:name="Block Text" w:semiHidden="1" w:unhideWhenUsed="1"/>
     <w:lsdException w:name="Hyperlink" w:semiHidden="1" w:unhideWhenUsed="1"/>
     <w:lsdException w:name="FollowedHyperlink" w:semiHidden="1" w:unhideWhenUsed="1"/>
-    <w:lsdException w:name="Strong" w:uiPriority="82" w:qFormat="1"/>
+    <w:lsdException w:name="Strong" w:uiPriority="130" w:qFormat="1"/>
     <w:lsdException w:name="Emphasis" w:qFormat="1"/>
     <w:lsdException w:name="Document Map" w:semiHidden="1" w:unhideWhenUsed="1"/>
     <w:lsdException w:name="Plain Text" w:semiHidden="1" w:unhideWhenUsed="1"/>
@@ -1790,7 +1806,7 @@
     <w:lsdException w:name="HTML Acronym" w:semiHidden="1" w:unhideWhenUsed="1"/>
     <w:lsdException w:name="HTML Address" w:semiHidden="1" w:unhideWhenUsed="1"/>
     <w:lsdException w:name="HTML Cite" w:semiHidden="1" w:unhideWhenUsed="1"/>
-    <w:lsdException w:name="HTML Code" w:semiHidden="1" w:uiPriority="825" w:unhideWhenUsed="1"/>
+    <w:lsdException w:name="HTML Code" w:semiHidden="1" w:uiPriority="2085" w:unhideWhenUsed="1"/>
     <w:lsdException w:name="HTML Definition" w:semiHidden="1" w:unhideWhenUsed="1"/>
     <w:lsdException w:name="HTML Keyboard" w:semiHidden="1" w:unhideWhenUsed="1"/>
     <w:lsdException w:name="HTML Preformatted" w:semiHidden="1" w:unhideWhenUsed="1"/>

--- a/작업일지/6주차.docx
+++ b/작업일지/6주차.docx
@@ -1,6 +1,6 @@
 
 <file path=word/document.xml><?xml version="1.0" encoding="utf-8"?>
-<w:document xmlns:wpc="http://schemas.microsoft.com/office/word/2010/wordprocessingCanvas" xmlns:mc="http://schemas.openxmlformats.org/markup-compatibility/2006" xmlns:o="urn:schemas-microsoft-com:office:office" xmlns:r="http://schemas.openxmlformats.org/officeDocument/2006/relationships" xmlns:m="http://schemas.openxmlformats.org/officeDocument/2006/math" xmlns:v="urn:schemas-microsoft-com:vml" xmlns:wp14="http://schemas.microsoft.com/office/word/2010/wordprocessingDrawing" xmlns:wp="http://schemas.openxmlformats.org/drawingml/2006/wordprocessingDrawing" xmlns:w10="urn:schemas-microsoft-com:office:word" xmlns:w="http://schemas.openxmlformats.org/wordprocessingml/2006/main" xmlns:w14="http://schemas.microsoft.com/office/word/2010/wordml" xmlns:w15="http://schemas.microsoft.com/office/word/2012/wordml" xmlns:wpg="http://schemas.microsoft.com/office/word/2010/wordprocessingGroup" xmlns:wpi="http://schemas.microsoft.com/office/word/2010/wordprocessingInk" xmlns:wne="http://schemas.microsoft.com/office/word/2006/wordml" xmlns:wps="http://schemas.microsoft.com/office/word/2010/wordprocessingShape">
+<w:document xmlns:wpc="http://schemas.microsoft.com/office/word/2010/wordprocessingCanvas" xmlns:cx="http://schemas.microsoft.com/office/drawing/2014/chartex" xmlns:cx1="http://schemas.microsoft.com/office/drawing/2015/9/8/chartex" xmlns:cx2="http://schemas.microsoft.com/office/drawing/2015/10/21/chartex" xmlns:cx3="http://schemas.microsoft.com/office/drawing/2016/5/9/chartex" xmlns:cx4="http://schemas.microsoft.com/office/drawing/2016/5/10/chartex" xmlns:cx5="http://schemas.microsoft.com/office/drawing/2016/5/11/chartex" xmlns:cx6="http://schemas.microsoft.com/office/drawing/2016/5/12/chartex" xmlns:cx7="http://schemas.microsoft.com/office/drawing/2016/5/13/chartex" xmlns:cx8="http://schemas.microsoft.com/office/drawing/2016/5/14/chartex" xmlns:mc="http://schemas.openxmlformats.org/markup-compatibility/2006" xmlns:aink="http://schemas.microsoft.com/office/drawing/2016/ink" xmlns:am3d="http://schemas.microsoft.com/office/drawing/2017/model3d" xmlns:o="urn:schemas-microsoft-com:office:office" xmlns:oel="http://schemas.microsoft.com/office/2019/extlst" xmlns:r="http://schemas.openxmlformats.org/officeDocument/2006/relationships" xmlns:m="http://schemas.openxmlformats.org/officeDocument/2006/math" xmlns:v="urn:schemas-microsoft-com:vml" xmlns:wp14="http://schemas.microsoft.com/office/word/2010/wordprocessingDrawing" xmlns:wp="http://schemas.openxmlformats.org/drawingml/2006/wordprocessingDrawing" xmlns:w10="urn:schemas-microsoft-com:office:word" xmlns:w="http://schemas.openxmlformats.org/wordprocessingml/2006/main" xmlns:w14="http://schemas.microsoft.com/office/word/2010/wordml" xmlns:w15="http://schemas.microsoft.com/office/word/2012/wordml" xmlns:w16cex="http://schemas.microsoft.com/office/word/2018/wordml/cex" xmlns:w16cid="http://schemas.microsoft.com/office/word/2016/wordml/cid" xmlns:w16="http://schemas.microsoft.com/office/word/2018/wordml" xmlns:w16du="http://schemas.microsoft.com/office/word/2023/wordml/word16du" xmlns:w16sdtdh="http://schemas.microsoft.com/office/word/2020/wordml/sdtdatahash" xmlns:w16sdtfl="http://schemas.microsoft.com/office/word/2024/wordml/sdtformatlock" xmlns:w16se="http://schemas.microsoft.com/office/word/2015/wordml/symex" xmlns:wpg="http://schemas.microsoft.com/office/word/2010/wordprocessingGroup" xmlns:wpi="http://schemas.microsoft.com/office/word/2010/wordprocessingInk" xmlns:wne="http://schemas.microsoft.com/office/word/2006/wordml" xmlns:wps="http://schemas.microsoft.com/office/word/2010/wordprocessingShape" mc:Ignorable="w14 w15 w16se w16cid w16 w16cex w16sdtdh w16sdtfl w16du wp14">
   <w:body>
     <w:tbl>
       <w:tblPr>
@@ -19,7 +19,7 @@
       </w:tblGrid>
       <w:tr>
         <w:trPr>
-          <w:trHeight w:val="888" w:hRule="atLeast"/>
+          <w:trHeight w:val="888"/>
         </w:trPr>
         <w:tc>
           <w:tcPr>
@@ -93,11 +93,6 @@
                 <w:szCs w:val="20"/>
               </w:rPr>
               <w:br/>
-            </w:r>
-            <w:r>
-              <w:rPr>
-                <w:szCs w:val="20"/>
-              </w:rPr>
               <w:t>2021180035 임찬진</w:t>
             </w:r>
           </w:p>
@@ -150,7 +145,7 @@
       </w:tr>
       <w:tr>
         <w:trPr>
-          <w:trHeight w:val="648" w:hRule="atLeast"/>
+          <w:trHeight w:val="648"/>
         </w:trPr>
         <w:tc>
           <w:tcPr>
@@ -189,9 +184,7 @@
             </w:pPr>
             <w:r>
               <w:rPr>
-                <w:lang w:eastAsia="ko-KR"/>
-                <w:b/>
-                <w:rtl w:val="off"/>
+                <w:b/>
               </w:rPr>
               <w:t>6</w:t>
             </w:r>
@@ -238,63 +231,28 @@
                 <w:rFonts w:hint="eastAsia"/>
                 <w:b/>
               </w:rPr>
-              <w:t>2025.0</w:t>
-            </w:r>
-            <w:r>
-              <w:rPr>
-                <w:rFonts w:hint="eastAsia"/>
-                <w:b/>
-              </w:rPr>
-              <w:t>9</w:t>
-            </w:r>
-            <w:r>
-              <w:rPr>
-                <w:rFonts w:hint="eastAsia"/>
-                <w:b/>
-              </w:rPr>
-              <w:t>.</w:t>
-            </w:r>
-            <w:r>
-              <w:rPr>
-                <w:rFonts w:hint="eastAsia"/>
-                <w:b/>
-              </w:rPr>
-              <w:t>0</w:t>
-            </w:r>
-            <w:r>
-              <w:rPr>
-                <w:rFonts w:hint="eastAsia"/>
-                <w:b/>
-              </w:rPr>
-              <w:t>8</w:t>
-            </w:r>
-            <w:r>
-              <w:rPr>
-                <w:rFonts w:hint="eastAsia"/>
-                <w:b/>
-              </w:rPr>
-              <w:t xml:space="preserve"> ~ 2025.0</w:t>
-            </w:r>
-            <w:r>
-              <w:rPr>
-                <w:rFonts w:hint="eastAsia"/>
-                <w:b/>
-              </w:rPr>
-              <w:t>9</w:t>
-            </w:r>
-            <w:r>
-              <w:rPr>
-                <w:rFonts w:hint="eastAsia"/>
-                <w:b/>
-              </w:rPr>
-              <w:t>.</w:t>
-            </w:r>
-            <w:r>
-              <w:rPr>
-                <w:rFonts w:hint="eastAsia"/>
-                <w:b/>
-              </w:rPr>
-              <w:t>14</w:t>
+              <w:t>2025.09.</w:t>
+            </w:r>
+            <w:r>
+              <w:rPr>
+                <w:rFonts w:hint="eastAsia"/>
+                <w:b/>
+              </w:rPr>
+              <w:t>15</w:t>
+            </w:r>
+            <w:r>
+              <w:rPr>
+                <w:rFonts w:hint="eastAsia"/>
+                <w:b/>
+              </w:rPr>
+              <w:t xml:space="preserve"> ~ 2025.09.</w:t>
+            </w:r>
+            <w:r>
+              <w:rPr>
+                <w:rFonts w:hint="eastAsia"/>
+                <w:b/>
+              </w:rPr>
+              <w:t>21</w:t>
             </w:r>
           </w:p>
         </w:tc>
@@ -352,7 +310,7 @@
       </w:tr>
       <w:tr>
         <w:trPr>
-          <w:trHeight w:val="1266" w:hRule="atLeast"/>
+          <w:trHeight w:val="1266"/>
         </w:trPr>
         <w:tc>
           <w:tcPr>
@@ -387,20 +345,15 @@
             <w:pPr>
               <w:jc w:val="left"/>
               <w:rPr>
-                <w:lang w:eastAsia="ko-KR"/>
-                <w:rFonts w:hint="eastAsia"/>
                 <w:b/>
                 <w:bCs/>
-                <w:rtl w:val="off"/>
-              </w:rPr>
-            </w:pPr>
-            <w:r>
-              <w:rPr>
-                <w:lang w:eastAsia="ko-KR"/>
+              </w:rPr>
+            </w:pPr>
+            <w:r>
+              <w:rPr>
                 <w:rFonts w:hint="eastAsia"/>
                 <w:b/>
                 <w:bCs/>
-                <w:rtl w:val="off"/>
               </w:rPr>
               <w:t>GameObject 리팩토링 진행</w:t>
             </w:r>
@@ -409,20 +362,15 @@
             <w:pPr>
               <w:jc w:val="left"/>
               <w:rPr>
-                <w:lang w:eastAsia="ko-KR"/>
-                <w:rFonts/>
                 <w:b/>
                 <w:bCs/>
-                <w:rtl w:val="off"/>
-              </w:rPr>
-            </w:pPr>
-            <w:r>
-              <w:rPr>
-                <w:lang w:eastAsia="ko-KR"/>
+              </w:rPr>
+            </w:pPr>
+            <w:r>
+              <w:rPr>
                 <w:rFonts w:hint="eastAsia"/>
                 <w:b/>
                 <w:bCs/>
-                <w:rtl w:val="off"/>
               </w:rPr>
               <w:t>ReadGLTFMesh 클래스 제작</w:t>
             </w:r>
@@ -431,18 +379,15 @@
             <w:pPr>
               <w:jc w:val="left"/>
               <w:rPr>
-                <w:rFonts w:hint="eastAsia"/>
                 <w:b/>
                 <w:bCs/>
               </w:rPr>
             </w:pPr>
             <w:r>
               <w:rPr>
-                <w:lang w:eastAsia="ko-KR"/>
                 <w:rFonts w:hint="eastAsia"/>
                 <w:b/>
                 <w:bCs/>
-                <w:rtl w:val="off"/>
               </w:rPr>
               <w:t>외부 텍스쳐 load 위해 DirectXTex NUGET 추가</w:t>
             </w:r>
@@ -461,11 +406,24 @@
     <w:p>
       <w:pPr>
         <w:rPr>
-          <w:lang w:eastAsia="ko-KR"/>
+          <w:b/>
+          <w:sz w:val="22"/>
+        </w:rPr>
+      </w:pPr>
+      <w:r>
+        <w:rPr>
           <w:rFonts w:hint="eastAsia"/>
           <w:b/>
           <w:sz w:val="22"/>
-          <w:rtl w:val="off"/>
+        </w:rPr>
+        <w:t>&lt;상세 수행내용&gt;</w:t>
+      </w:r>
+    </w:p>
+    <w:p>
+      <w:pPr>
+        <w:rPr>
+          <w:b/>
+          <w:sz w:val="22"/>
         </w:rPr>
       </w:pPr>
       <w:r>
@@ -474,692 +432,415 @@
           <w:b/>
           <w:sz w:val="22"/>
         </w:rPr>
-        <w:t>&lt;상세 수행내용&gt;</w:t>
-      </w:r>
-    </w:p>
-    <w:p>
-      <w:pPr>
-        <w:rPr>
-          <w:lang w:eastAsia="ko-KR"/>
+        <w:t>GameObject의 Component 컨테이너로의 역할 변경</w:t>
+      </w:r>
+      <w:r>
+        <w:t xml:space="preserve"> </w:t>
+      </w:r>
+    </w:p>
+    <w:p>
+      <w:r>
+        <w:t>GameObject의 Transform과 Render관련 코드를 각각 TransformCompoennt &amp; RenderComponent를 추가함</w:t>
+      </w:r>
+    </w:p>
+    <w:p>
+      <w:r>
+        <w:t>이제 GameObject에 있던 Render관련 함수 변수를 모두 옮김</w:t>
+      </w:r>
+    </w:p>
+    <w:p>
+      <w:pPr>
+        <w:rPr>
+          <w:b/>
+          <w:sz w:val="22"/>
+        </w:rPr>
+      </w:pPr>
+      <w:r>
+        <w:t xml:space="preserve">GameObject의 생성자에 AddComponent&lt;TransformComponent&gt;(this), AddComponent&lt;RenderformComponent&gt;를 넣어주고 </w:t>
+      </w:r>
+    </w:p>
+    <w:p>
+      <w:pPr>
+        <w:rPr>
+          <w:b/>
+          <w:sz w:val="16"/>
+          <w:szCs w:val="16"/>
+        </w:rPr>
+      </w:pPr>
+      <w:r>
+        <w:rPr>
           <w:rFonts w:hint="eastAsia"/>
           <w:b/>
+          <w:sz w:val="16"/>
+          <w:szCs w:val="16"/>
+        </w:rPr>
+        <w:t>template&lt;typename T, typename... TArgs&gt;</w:t>
+      </w:r>
+    </w:p>
+    <w:p>
+      <w:pPr>
+        <w:rPr>
+          <w:b/>
+          <w:sz w:val="16"/>
+          <w:szCs w:val="16"/>
+        </w:rPr>
+      </w:pPr>
+      <w:r>
+        <w:rPr>
+          <w:rFonts w:hint="eastAsia"/>
+          <w:b/>
+          <w:sz w:val="16"/>
+          <w:szCs w:val="16"/>
+        </w:rPr>
+        <w:t xml:space="preserve">    std::shared_ptr&lt;T&gt; AddComponent(TArgs&amp;&amp;... args) {</w:t>
+      </w:r>
+    </w:p>
+    <w:p>
+      <w:pPr>
+        <w:rPr>
+          <w:b/>
+          <w:sz w:val="16"/>
+          <w:szCs w:val="16"/>
+        </w:rPr>
+      </w:pPr>
+      <w:r>
+        <w:rPr>
+          <w:rFonts w:hint="eastAsia"/>
+          <w:b/>
+          <w:sz w:val="16"/>
+          <w:szCs w:val="16"/>
+        </w:rPr>
+        <w:t xml:space="preserve">        std::shared_ptr&lt;T&gt; newComponent = std::make_shared&lt;T&gt;(this, std::forward&lt;TArgs&gt;(args)...);</w:t>
+      </w:r>
+    </w:p>
+    <w:p>
+      <w:pPr>
+        <w:rPr>
+          <w:b/>
+          <w:sz w:val="16"/>
+          <w:szCs w:val="16"/>
+        </w:rPr>
+      </w:pPr>
+      <w:r>
+        <w:rPr>
+          <w:rFonts w:hint="eastAsia"/>
+          <w:b/>
+          <w:sz w:val="16"/>
+          <w:szCs w:val="16"/>
+        </w:rPr>
+        <w:t xml:space="preserve">        _components.push_back(newComponent);</w:t>
+      </w:r>
+    </w:p>
+    <w:p>
+      <w:pPr>
+        <w:rPr>
+          <w:b/>
+          <w:sz w:val="16"/>
+          <w:szCs w:val="16"/>
+        </w:rPr>
+      </w:pPr>
+      <w:r>
+        <w:rPr>
+          <w:rFonts w:hint="eastAsia"/>
+          <w:b/>
+          <w:sz w:val="16"/>
+          <w:szCs w:val="16"/>
+        </w:rPr>
+        <w:t xml:space="preserve">        newComponent-&gt;Start();</w:t>
+      </w:r>
+    </w:p>
+    <w:p>
+      <w:pPr>
+        <w:rPr>
+          <w:b/>
+          <w:sz w:val="16"/>
+          <w:szCs w:val="16"/>
+        </w:rPr>
+      </w:pPr>
+      <w:r>
+        <w:rPr>
+          <w:rFonts w:hint="eastAsia"/>
+          <w:b/>
+          <w:sz w:val="16"/>
+          <w:szCs w:val="16"/>
+        </w:rPr>
+        <w:t xml:space="preserve">        return newComponent;}</w:t>
+      </w:r>
+    </w:p>
+    <w:p>
+      <w:pPr>
+        <w:rPr>
+          <w:b/>
+          <w:sz w:val="16"/>
+          <w:szCs w:val="16"/>
+        </w:rPr>
+      </w:pPr>
+      <w:r>
+        <w:rPr>
+          <w:rFonts w:hint="eastAsia"/>
+          <w:b/>
+          <w:sz w:val="16"/>
+          <w:szCs w:val="16"/>
+        </w:rPr>
+        <w:t>template&lt;typename T&gt;</w:t>
+      </w:r>
+    </w:p>
+    <w:p>
+      <w:pPr>
+        <w:rPr>
+          <w:b/>
+          <w:sz w:val="16"/>
+          <w:szCs w:val="16"/>
+        </w:rPr>
+      </w:pPr>
+      <w:r>
+        <w:rPr>
+          <w:rFonts w:hint="eastAsia"/>
+          <w:b/>
+          <w:sz w:val="16"/>
+          <w:szCs w:val="16"/>
+        </w:rPr>
+        <w:t xml:space="preserve">    std::shared_ptr&lt;T&gt; GetComponent() {</w:t>
+      </w:r>
+    </w:p>
+    <w:p>
+      <w:pPr>
+        <w:rPr>
+          <w:b/>
+          <w:sz w:val="16"/>
+          <w:szCs w:val="16"/>
+        </w:rPr>
+      </w:pPr>
+      <w:r>
+        <w:rPr>
+          <w:rFonts w:hint="eastAsia"/>
+          <w:b/>
+          <w:sz w:val="16"/>
+          <w:szCs w:val="16"/>
+        </w:rPr>
+        <w:t xml:space="preserve">        for (const auto&amp; component : _components) {</w:t>
+      </w:r>
+    </w:p>
+    <w:p>
+      <w:pPr>
+        <w:rPr>
+          <w:b/>
+          <w:sz w:val="16"/>
+          <w:szCs w:val="16"/>
+        </w:rPr>
+      </w:pPr>
+      <w:r>
+        <w:rPr>
+          <w:rFonts w:hint="eastAsia"/>
+          <w:b/>
+          <w:sz w:val="16"/>
+          <w:szCs w:val="16"/>
+        </w:rPr>
+        <w:t xml:space="preserve">            if (auto casted = std::dynamic_pointer_cast&lt;T&gt;(component)) {</w:t>
+      </w:r>
+    </w:p>
+    <w:p>
+      <w:pPr>
+        <w:rPr>
+          <w:b/>
+          <w:sz w:val="16"/>
+          <w:szCs w:val="16"/>
+        </w:rPr>
+      </w:pPr>
+      <w:r>
+        <w:rPr>
+          <w:rFonts w:hint="eastAsia"/>
+          <w:b/>
+          <w:sz w:val="16"/>
+          <w:szCs w:val="16"/>
+        </w:rPr>
+        <w:t xml:space="preserve">                return casted;</w:t>
+      </w:r>
+    </w:p>
+    <w:p>
+      <w:pPr>
+        <w:rPr>
+          <w:b/>
+          <w:sz w:val="16"/>
+          <w:szCs w:val="16"/>
+        </w:rPr>
+      </w:pPr>
+      <w:r>
+        <w:rPr>
+          <w:rFonts w:hint="eastAsia"/>
+          <w:b/>
+          <w:sz w:val="16"/>
+          <w:szCs w:val="16"/>
+        </w:rPr>
+        <w:t xml:space="preserve">            }</w:t>
+      </w:r>
+    </w:p>
+    <w:p>
+      <w:pPr>
+        <w:rPr>
+          <w:b/>
+          <w:sz w:val="16"/>
+          <w:szCs w:val="16"/>
+        </w:rPr>
+      </w:pPr>
+      <w:r>
+        <w:rPr>
+          <w:rFonts w:hint="eastAsia"/>
+          <w:b/>
+          <w:sz w:val="16"/>
+          <w:szCs w:val="16"/>
+        </w:rPr>
+        <w:t xml:space="preserve">        }</w:t>
+      </w:r>
+    </w:p>
+    <w:p>
+      <w:pPr>
+        <w:rPr>
+          <w:b/>
+          <w:sz w:val="16"/>
+          <w:szCs w:val="16"/>
+        </w:rPr>
+      </w:pPr>
+      <w:r>
+        <w:rPr>
+          <w:rFonts w:hint="eastAsia"/>
+          <w:b/>
+          <w:sz w:val="16"/>
+          <w:szCs w:val="16"/>
+        </w:rPr>
+        <w:t xml:space="preserve">        return nullptr;}’</w:t>
+      </w:r>
+    </w:p>
+    <w:p>
+      <w:r>
+        <w:t>위 코드를 GameObject 클랫 내부에 추가하여 GameObject를 Component 컨테이너로 만들었음</w:t>
+      </w:r>
+    </w:p>
+    <w:p>
+      <w:r>
+        <w:t xml:space="preserve">⇒ 발생한 문제 : Component도 GameObject를 shared_ptr로 서로 소유해서 순환 참조가 발생한다. </w:t>
+      </w:r>
+    </w:p>
+    <w:p>
+      <w:pPr>
+        <w:rPr>
+          <w:b/>
           <w:sz w:val="22"/>
-          <w:rtl w:val="off"/>
-        </w:rPr>
-      </w:pPr>
-      <w:r>
-        <w:rPr>
-          <w:lang w:eastAsia="ko-KR"/>
+        </w:rPr>
+      </w:pPr>
+    </w:p>
+    <w:p>
+      <w:pPr>
+        <w:rPr>
+          <w:b/>
+          <w:sz w:val="22"/>
+        </w:rPr>
+      </w:pPr>
+    </w:p>
+    <w:p>
+      <w:pPr>
+        <w:rPr>
+          <w:b/>
+          <w:sz w:val="22"/>
+        </w:rPr>
+      </w:pPr>
+      <w:r>
+        <w:rPr>
           <w:rFonts w:hint="eastAsia"/>
           <w:b/>
           <w:sz w:val="22"/>
-          <w:rtl w:val="off"/>
-        </w:rPr>
-        <w:t>GameObject의 Component 컨테이너로의 역할 변경</w:t>
-      </w:r>
-      <w:r>
-        <w:rPr>
-          <w:lang w:eastAsia="ko-KR"/>
-          <w:rtl w:val="off"/>
-        </w:rPr>
-        <w:t xml:space="preserve"> </w:t>
-      </w:r>
-    </w:p>
-    <w:p>
-      <w:pPr>
-        <w:rPr/>
-      </w:pPr>
-      <w:r>
-        <w:rPr/>
-        <w:t>GameObject의</w:t>
-      </w:r>
-      <w:r>
-        <w:rPr>
-          <w:lang w:eastAsia="ko-KR"/>
-          <w:rtl w:val="off"/>
-        </w:rPr>
-        <w:t xml:space="preserve"> Transform과 Render관련 코드를 각각 TransformCompoennt &amp; </w:t>
-      </w:r>
-      <w:r>
-        <w:rPr/>
-        <w:t>RenderComponent를 추가함</w:t>
-      </w:r>
-    </w:p>
-    <w:p>
-      <w:pPr>
-        <w:rPr/>
-      </w:pPr>
-      <w:r>
-        <w:rPr/>
-        <w:t>이제 GameObject에 있던 Render관련 함수 변수를 모두 옮김</w:t>
-      </w:r>
-    </w:p>
-    <w:p>
-      <w:pPr>
-        <w:rPr>
-          <w:lang w:eastAsia="ko-KR"/>
+        </w:rPr>
+        <w:lastRenderedPageBreak/>
+        <w:t>순환 참조 해결</w:t>
+      </w:r>
+    </w:p>
+    <w:p>
+      <w:r>
+        <w:t>Component에서 GameObject를 shared_ptr이 아닌 원시포인터로 주소만 알게 해줌</w:t>
+      </w:r>
+    </w:p>
+    <w:p>
+      <w:pPr>
+        <w:rPr>
+          <w:b/>
+          <w:sz w:val="22"/>
+        </w:rPr>
+      </w:pPr>
+    </w:p>
+    <w:p>
+      <w:pPr>
+        <w:rPr>
+          <w:b/>
+          <w:sz w:val="22"/>
+        </w:rPr>
+      </w:pPr>
+      <w:r>
+        <w:rPr>
           <w:rFonts w:hint="eastAsia"/>
           <w:b/>
           <w:sz w:val="22"/>
-          <w:rtl w:val="off"/>
-        </w:rPr>
-      </w:pPr>
-      <w:r>
-        <w:rPr/>
-        <w:t>GameObject의 생성자에 AddComponent&lt;</w:t>
-      </w:r>
-      <w:r>
-        <w:rPr>
-          <w:lang w:eastAsia="ko-KR"/>
-          <w:rtl w:val="off"/>
-        </w:rPr>
-        <w:t>TransformC</w:t>
-      </w:r>
-      <w:r>
-        <w:rPr/>
-        <w:t>omponent&gt;(this)</w:t>
-      </w:r>
-      <w:r>
-        <w:rPr>
-          <w:lang w:eastAsia="ko-KR"/>
-          <w:rtl w:val="off"/>
-        </w:rPr>
-        <w:t>, AddComponent&lt;RenderformComponent&gt;</w:t>
-      </w:r>
-      <w:r>
-        <w:rPr/>
-        <w:t>를 넣어</w:t>
-      </w:r>
-      <w:r>
-        <w:rPr>
-          <w:lang w:eastAsia="ko-KR"/>
-          <w:rtl w:val="off"/>
-        </w:rPr>
-        <w:t xml:space="preserve">주고 </w:t>
-      </w:r>
-    </w:p>
-    <w:p>
-      <w:pPr>
-        <w:rPr>
-          <w:lang w:eastAsia="ko-KR"/>
+        </w:rPr>
+        <w:t>gltf 로드하는 함수들 -&gt; 추후 추가 예정</w:t>
+      </w:r>
+    </w:p>
+    <w:p>
+      <w:r>
+        <w:t>can_load_gltf_file → gltf와 bin파일 읽어오기</w:t>
+      </w:r>
+    </w:p>
+    <w:p>
+      <w:r>
+        <w:t>copy_data_from_buffer→ glTF의 accessor 정보를 바탕으로 바이너리 버퍼에서 데이터를 복사해오기</w:t>
+      </w:r>
+    </w:p>
+    <w:p>
+      <w:r>
+        <w:t>create_vertex_and_index_buffers → 정점,인덱스 버퍼 및 뷰 생성</w:t>
+      </w:r>
+    </w:p>
+    <w:p>
+      <w:r>
+        <w:t>load_textures→ gltf 파일에 명시된 텍스쳐를 GPU에 올리는 역할을 한다.</w:t>
+      </w:r>
+      <w:r>
+        <w:rPr>
           <w:rFonts w:hint="eastAsia"/>
-          <w:b/>
-          <w:sz w:val="16"/>
-          <w:szCs w:val="16"/>
-          <w:rtl w:val="off"/>
-        </w:rPr>
-      </w:pPr>
-      <w:r>
-        <w:rPr>
-          <w:lang w:eastAsia="ko-KR"/>
+        </w:rPr>
+        <w:br/>
+      </w:r>
+      <w:r>
+        <w:t>(</w:t>
+      </w:r>
+      <w:r>
+        <w:rPr>
           <w:rFonts w:hint="eastAsia"/>
-          <w:b/>
-          <w:sz w:val="16"/>
-          <w:szCs w:val="16"/>
-          <w:rtl w:val="off"/>
-        </w:rPr>
-        <w:t>template&lt;typename T, typename... TArgs&gt;</w:t>
-      </w:r>
-    </w:p>
-    <w:p>
-      <w:pPr>
-        <w:rPr>
-          <w:lang w:eastAsia="ko-KR"/>
-          <w:rFonts w:hint="eastAsia"/>
-          <w:b/>
-          <w:sz w:val="16"/>
-          <w:szCs w:val="16"/>
-          <w:rtl w:val="off"/>
-        </w:rPr>
-      </w:pPr>
-      <w:r>
-        <w:rPr>
-          <w:lang w:eastAsia="ko-KR"/>
-          <w:rFonts w:hint="eastAsia"/>
-          <w:b/>
-          <w:sz w:val="16"/>
-          <w:szCs w:val="16"/>
-          <w:rtl w:val="off"/>
-        </w:rPr>
-        <w:t xml:space="preserve">    std::shared_ptr&lt;T&gt; AddComponent(TArgs&amp;&amp;... args) {</w:t>
-      </w:r>
-    </w:p>
-    <w:p>
-      <w:pPr>
-        <w:rPr>
-          <w:lang w:eastAsia="ko-KR"/>
-          <w:rFonts w:hint="eastAsia"/>
-          <w:b/>
-          <w:sz w:val="16"/>
-          <w:szCs w:val="16"/>
-          <w:rtl w:val="off"/>
-        </w:rPr>
-      </w:pPr>
-      <w:r>
-        <w:rPr>
-          <w:lang w:eastAsia="ko-KR"/>
-          <w:rFonts w:hint="eastAsia"/>
-          <w:b/>
-          <w:sz w:val="16"/>
-          <w:szCs w:val="16"/>
-          <w:rtl w:val="off"/>
-        </w:rPr>
-        <w:t xml:space="preserve">        std::shared_ptr&lt;T&gt; newComponent = std::make_shared&lt;T&gt;(this, std::forward&lt;TArgs&gt;(args)...);</w:t>
-      </w:r>
-    </w:p>
-    <w:p>
-      <w:pPr>
-        <w:rPr>
-          <w:lang w:eastAsia="ko-KR"/>
-          <w:rFonts w:hint="eastAsia"/>
-          <w:b/>
-          <w:sz w:val="16"/>
-          <w:szCs w:val="16"/>
-          <w:rtl w:val="off"/>
-        </w:rPr>
-      </w:pPr>
-      <w:r>
-        <w:rPr>
-          <w:lang w:eastAsia="ko-KR"/>
-          <w:rFonts w:hint="eastAsia"/>
-          <w:b/>
-          <w:sz w:val="16"/>
-          <w:szCs w:val="16"/>
-          <w:rtl w:val="off"/>
-        </w:rPr>
-        <w:t xml:space="preserve">        _components.push_back(newComponent);</w:t>
-      </w:r>
-    </w:p>
-    <w:p>
-      <w:pPr>
-        <w:rPr>
-          <w:lang w:eastAsia="ko-KR"/>
-          <w:rFonts w:hint="eastAsia"/>
-          <w:b/>
-          <w:sz w:val="16"/>
-          <w:szCs w:val="16"/>
-          <w:rtl w:val="off"/>
-        </w:rPr>
-      </w:pPr>
-      <w:r>
-        <w:rPr>
-          <w:lang w:eastAsia="ko-KR"/>
-          <w:rFonts w:hint="eastAsia"/>
-          <w:b/>
-          <w:sz w:val="16"/>
-          <w:szCs w:val="16"/>
-          <w:rtl w:val="off"/>
-        </w:rPr>
-        <w:t xml:space="preserve">        newComponent-&gt;Start();</w:t>
-      </w:r>
-    </w:p>
-    <w:p>
-      <w:pPr>
-        <w:rPr>
-          <w:lang w:eastAsia="ko-KR"/>
-          <w:rFonts w:hint="eastAsia"/>
-          <w:b/>
-          <w:sz w:val="16"/>
-          <w:szCs w:val="16"/>
-          <w:rtl w:val="off"/>
-        </w:rPr>
-      </w:pPr>
-      <w:r>
-        <w:rPr>
-          <w:lang w:eastAsia="ko-KR"/>
-          <w:rFonts w:hint="eastAsia"/>
-          <w:b/>
-          <w:sz w:val="16"/>
-          <w:szCs w:val="16"/>
-          <w:rtl w:val="off"/>
-        </w:rPr>
-        <w:t xml:space="preserve">        return newComponent;}</w:t>
-      </w:r>
-    </w:p>
-    <w:p>
-      <w:pPr>
-        <w:rPr>
-          <w:lang w:eastAsia="ko-KR"/>
-          <w:rFonts w:hint="eastAsia"/>
-          <w:b/>
-          <w:sz w:val="16"/>
-          <w:szCs w:val="16"/>
-          <w:rtl w:val="off"/>
-        </w:rPr>
-      </w:pPr>
-      <w:r>
-        <w:rPr>
-          <w:lang w:eastAsia="ko-KR"/>
-          <w:rFonts w:hint="eastAsia"/>
-          <w:b/>
-          <w:sz w:val="16"/>
-          <w:szCs w:val="16"/>
-          <w:rtl w:val="off"/>
-        </w:rPr>
-        <w:t>template&lt;typename T&gt;</w:t>
-      </w:r>
-    </w:p>
-    <w:p>
-      <w:pPr>
-        <w:rPr>
-          <w:lang w:eastAsia="ko-KR"/>
-          <w:rFonts w:hint="eastAsia"/>
-          <w:b/>
-          <w:sz w:val="16"/>
-          <w:szCs w:val="16"/>
-          <w:rtl w:val="off"/>
-        </w:rPr>
-      </w:pPr>
-      <w:r>
-        <w:rPr>
-          <w:lang w:eastAsia="ko-KR"/>
-          <w:rFonts w:hint="eastAsia"/>
-          <w:b/>
-          <w:sz w:val="16"/>
-          <w:szCs w:val="16"/>
-          <w:rtl w:val="off"/>
-        </w:rPr>
-        <w:t xml:space="preserve">    std::shared_ptr&lt;T&gt; GetComponent() {</w:t>
-      </w:r>
-    </w:p>
-    <w:p>
-      <w:pPr>
-        <w:rPr>
-          <w:lang w:eastAsia="ko-KR"/>
-          <w:rFonts w:hint="eastAsia"/>
-          <w:b/>
-          <w:sz w:val="16"/>
-          <w:szCs w:val="16"/>
-          <w:rtl w:val="off"/>
-        </w:rPr>
-      </w:pPr>
-      <w:r>
-        <w:rPr>
-          <w:lang w:eastAsia="ko-KR"/>
-          <w:rFonts w:hint="eastAsia"/>
-          <w:b/>
-          <w:sz w:val="16"/>
-          <w:szCs w:val="16"/>
-          <w:rtl w:val="off"/>
-        </w:rPr>
-        <w:t xml:space="preserve">        for (const auto&amp; component : _components) {</w:t>
-      </w:r>
-    </w:p>
-    <w:p>
-      <w:pPr>
-        <w:rPr>
-          <w:lang w:eastAsia="ko-KR"/>
-          <w:rFonts w:hint="eastAsia"/>
-          <w:b/>
-          <w:sz w:val="16"/>
-          <w:szCs w:val="16"/>
-          <w:rtl w:val="off"/>
-        </w:rPr>
-      </w:pPr>
-      <w:r>
-        <w:rPr>
-          <w:lang w:eastAsia="ko-KR"/>
-          <w:rFonts w:hint="eastAsia"/>
-          <w:b/>
-          <w:sz w:val="16"/>
-          <w:szCs w:val="16"/>
-          <w:rtl w:val="off"/>
-        </w:rPr>
-        <w:t xml:space="preserve">            if (auto casted = std::dynamic_pointer_cast&lt;T&gt;(component)) {</w:t>
-      </w:r>
-    </w:p>
-    <w:p>
-      <w:pPr>
-        <w:rPr>
-          <w:lang w:eastAsia="ko-KR"/>
-          <w:rFonts w:hint="eastAsia"/>
-          <w:b/>
-          <w:sz w:val="16"/>
-          <w:szCs w:val="16"/>
-          <w:rtl w:val="off"/>
-        </w:rPr>
-      </w:pPr>
-      <w:r>
-        <w:rPr>
-          <w:lang w:eastAsia="ko-KR"/>
-          <w:rFonts w:hint="eastAsia"/>
-          <w:b/>
-          <w:sz w:val="16"/>
-          <w:szCs w:val="16"/>
-          <w:rtl w:val="off"/>
-        </w:rPr>
-        <w:t xml:space="preserve">                return casted;</w:t>
-      </w:r>
-    </w:p>
-    <w:p>
-      <w:pPr>
-        <w:rPr>
-          <w:lang w:eastAsia="ko-KR"/>
-          <w:rFonts w:hint="eastAsia"/>
-          <w:b/>
-          <w:sz w:val="16"/>
-          <w:szCs w:val="16"/>
-          <w:rtl w:val="off"/>
-        </w:rPr>
-      </w:pPr>
-      <w:r>
-        <w:rPr>
-          <w:lang w:eastAsia="ko-KR"/>
-          <w:rFonts w:hint="eastAsia"/>
-          <w:b/>
-          <w:sz w:val="16"/>
-          <w:szCs w:val="16"/>
-          <w:rtl w:val="off"/>
-        </w:rPr>
-        <w:t xml:space="preserve">            }</w:t>
-      </w:r>
-    </w:p>
-    <w:p>
-      <w:pPr>
-        <w:rPr>
-          <w:lang w:eastAsia="ko-KR"/>
-          <w:rFonts w:hint="eastAsia"/>
-          <w:b/>
-          <w:sz w:val="16"/>
-          <w:szCs w:val="16"/>
-          <w:rtl w:val="off"/>
-        </w:rPr>
-      </w:pPr>
-      <w:r>
-        <w:rPr>
-          <w:lang w:eastAsia="ko-KR"/>
-          <w:rFonts w:hint="eastAsia"/>
-          <w:b/>
-          <w:sz w:val="16"/>
-          <w:szCs w:val="16"/>
-          <w:rtl w:val="off"/>
-        </w:rPr>
-        <w:t xml:space="preserve">        }</w:t>
-      </w:r>
-    </w:p>
-    <w:p>
-      <w:pPr>
-        <w:rPr>
-          <w:lang w:eastAsia="ko-KR"/>
-          <w:rFonts w:hint="eastAsia"/>
-          <w:b/>
-          <w:sz w:val="16"/>
-          <w:szCs w:val="16"/>
-          <w:rtl w:val="off"/>
-        </w:rPr>
-      </w:pPr>
-      <w:r>
-        <w:rPr>
-          <w:lang w:eastAsia="ko-KR"/>
-          <w:rFonts w:hint="eastAsia"/>
-          <w:b/>
-          <w:sz w:val="16"/>
-          <w:szCs w:val="16"/>
-          <w:rtl w:val="off"/>
-        </w:rPr>
-        <w:t xml:space="preserve">        return nullptr;}’</w:t>
-      </w:r>
-    </w:p>
-    <w:p>
-      <w:pPr>
-        <w:rPr/>
-      </w:pPr>
-      <w:r>
-        <w:rPr>
-          <w:lang w:eastAsia="ko-KR"/>
-          <w:rtl w:val="off"/>
-        </w:rPr>
-        <w:t>위 코드를 GameObject 클랫 내부에 추가하여 GameObject를 Component 컨테이너로 만들었음</w:t>
-      </w:r>
-    </w:p>
-    <w:p>
-      <w:pPr>
-        <w:rPr>
-          <w:lang w:eastAsia="ko-KR"/>
-          <w:rFonts w:hint="eastAsia"/>
-          <w:rtl w:val="off"/>
-        </w:rPr>
-      </w:pPr>
-      <w:r>
-        <w:rPr/>
-        <w:t xml:space="preserve">⇒ 발생한 문제 : Component도 GameObject를 shared_ptr로 </w:t>
-      </w:r>
-      <w:r>
-        <w:rPr>
-          <w:lang w:eastAsia="ko-KR"/>
-          <w:rtl w:val="off"/>
-        </w:rPr>
-        <w:t xml:space="preserve">서로 </w:t>
-      </w:r>
-      <w:r>
-        <w:rPr/>
-        <w:t>소유해서 순환 참조가 발생한다.</w:t>
-      </w:r>
-      <w:r>
-        <w:rPr>
-          <w:lang w:eastAsia="ko-KR"/>
-          <w:rtl w:val="off"/>
-        </w:rPr>
-        <w:t xml:space="preserve"> </w:t>
-      </w:r>
-    </w:p>
-    <w:p>
-      <w:pPr>
-        <w:rPr>
-          <w:lang w:eastAsia="ko-KR"/>
-          <w:rFonts w:hint="eastAsia"/>
-          <w:b/>
-          <w:sz w:val="22"/>
-          <w:rtl w:val="off"/>
-        </w:rPr>
-      </w:pPr>
-    </w:p>
-    <w:p>
-      <w:pPr>
-        <w:rPr>
-          <w:lang w:eastAsia="ko-KR"/>
-          <w:rFonts w:hint="eastAsia"/>
-          <w:b/>
-          <w:sz w:val="22"/>
-          <w:rtl w:val="off"/>
-        </w:rPr>
-      </w:pPr>
-    </w:p>
-    <w:p>
-      <w:pPr>
-        <w:rPr>
-          <w:lang w:eastAsia="ko-KR"/>
-          <w:rFonts w:hint="eastAsia"/>
-          <w:b/>
-          <w:sz w:val="22"/>
-          <w:rtl w:val="off"/>
-        </w:rPr>
-      </w:pPr>
-      <w:r>
-        <w:rPr>
-          <w:lang w:eastAsia="ko-KR"/>
-          <w:rFonts w:hint="eastAsia"/>
-          <w:b/>
-          <w:sz w:val="22"/>
-          <w:rtl w:val="off"/>
-        </w:rPr>
-        <w:t>순환 참조 해결</w:t>
-      </w:r>
-    </w:p>
-    <w:p>
-      <w:pPr>
-        <w:rPr/>
-      </w:pPr>
-      <w:r>
-        <w:rPr/>
-        <w:t>Component에서 GameObject를 shared_ptr이 아닌 원시포인터로 주소만 알게 해줌</w:t>
-      </w:r>
-    </w:p>
-    <w:p>
-      <w:pPr>
-        <w:rPr>
-          <w:lang w:eastAsia="ko-KR"/>
-          <w:rFonts w:hint="eastAsia"/>
-          <w:b/>
-          <w:sz w:val="22"/>
-          <w:rtl w:val="off"/>
-        </w:rPr>
-      </w:pPr>
-    </w:p>
-    <w:p>
-      <w:pPr>
-        <w:rPr>
-          <w:rFonts w:hint="eastAsia"/>
-          <w:b/>
-          <w:sz w:val="22"/>
-        </w:rPr>
-      </w:pPr>
-      <w:r>
-        <w:rPr>
-          <w:lang w:eastAsia="ko-KR"/>
-          <w:rFonts w:hint="eastAsia"/>
-          <w:b/>
-          <w:sz w:val="22"/>
-          <w:rtl w:val="off"/>
-        </w:rPr>
-        <w:t>gltf 로드하는 함수들 -&gt; 추후 추가 예정</w:t>
-      </w:r>
-    </w:p>
-    <w:p>
-      <w:pPr>
-        <w:rPr>
-          <w:b w:val="0"/>
-        </w:rPr>
-      </w:pPr>
-      <w:r>
-        <w:rPr/>
-        <w:t xml:space="preserve">can_load_gltf_file </w:t>
-      </w:r>
-      <w:r>
-        <w:rPr/>
-        <w:t>→ gltf와 bin파일 읽어오기</w:t>
-      </w:r>
-    </w:p>
-    <w:p>
-      <w:pPr>
-        <w:rPr>
-          <w:b w:val="0"/>
-        </w:rPr>
-      </w:pPr>
-      <w:r>
-        <w:rPr/>
-        <w:t>copy_data_from_buffer</w:t>
-      </w:r>
-      <w:r>
-        <w:rPr/>
-        <w:t>→ glTF의 accessor 정보를 바탕으로 바이너리 버퍼에서 데이터를 복사해오기</w:t>
-      </w:r>
-    </w:p>
-    <w:p>
-      <w:pPr>
-        <w:rPr>
-          <w:b w:val="0"/>
-        </w:rPr>
-      </w:pPr>
-      <w:r>
-        <w:rPr/>
-        <w:t xml:space="preserve">create_vertex_and_index_buffers </w:t>
-      </w:r>
-      <w:r>
-        <w:rPr/>
-        <w:t>→ 정점,인덱스 버퍼 및 뷰 생성</w:t>
-      </w:r>
-    </w:p>
-    <w:p>
-      <w:pPr>
-        <w:rPr>
-          <w:b w:val="0"/>
-        </w:rPr>
-      </w:pPr>
-      <w:r>
-        <w:rPr/>
-        <w:t>load_textures</w:t>
-      </w:r>
-      <w:r>
-        <w:rPr/>
-        <w:t>→ gltf 파일에 명시된 텍스쳐를 GPU에 올리는 역할을 한다.</w:t>
-      </w:r>
-      <w:r>
-        <w:rPr>
-          <w:lang w:eastAsia="ko-KR"/>
-          <w:rFonts w:hint="eastAsia"/>
-          <w:rtl w:val="off"/>
-        </w:rPr>
-        <w:br/>
-      </w:r>
-      <w:r>
-        <w:rPr>
-          <w:lang w:eastAsia="ko-KR"/>
-          <w:rtl w:val="off"/>
-        </w:rPr>
-        <w:t>(</w:t>
-      </w:r>
-      <w:r>
-        <w:rPr>
-          <w:lang w:eastAsia="ko-KR"/>
-          <w:rFonts w:hint="eastAsia"/>
-          <w:b w:val="0"/>
-          <w:bCs w:val="0"/>
-          <w:rtl w:val="off"/>
         </w:rPr>
         <w:t>외부 텍스쳐 load 위해 DirectXTex nuget 추가)</w:t>
       </w:r>
     </w:p>
-    <w:p>
-      <w:pPr>
-        <w:rPr/>
-      </w:pPr>
-    </w:p>
-    <w:p>
-      <w:pPr>
-        <w:rPr/>
-      </w:pPr>
-      <w:r>
-        <w:rPr/>
+    <w:p/>
+    <w:p>
+      <w:r>
         <w:t>이렇게 각각의 기능 단위로 함수를 나누어 구현함</w:t>
       </w:r>
     </w:p>
-    <w:p>
-      <w:pPr>
-        <w:rPr/>
-      </w:pPr>
-    </w:p>
-    <w:p>
-      <w:pPr>
-        <w:rPr/>
-      </w:pPr>
-      <w:r>
-        <w:rPr/>
+    <w:p/>
+    <w:p>
+      <w:r>
         <w:t>현재는 하나의 메쉬가 있는 경우만 처리 가능하다.</w:t>
       </w:r>
     </w:p>
     <w:p>
-      <w:pPr>
-        <w:rPr/>
-      </w:pPr>
-      <w:r>
-        <w:rPr/>
+      <w:r>
         <w:t>→ 그러나 우리 프로젝트에는 메쉬가 하나만 있는 파일이 아닌 여러개의 메쉬를 가지고 있는 모델임</w:t>
       </w:r>
     </w:p>
     <w:p>
-      <w:pPr>
-        <w:rPr/>
-      </w:pPr>
-      <w:r>
-        <w:rPr/>
+      <w:r>
         <w:t>추후 여러개의 모델을 가진 경우도 가능하게 만들기 위해서</w:t>
       </w:r>
     </w:p>
     <w:p>
-      <w:pPr>
-        <w:rPr/>
-      </w:pPr>
       <w:r>
         <w:rPr>
           <w:b/>
@@ -1168,14 +849,12 @@
         <w:t xml:space="preserve">PrimitiveData 추가 </w:t>
       </w:r>
       <w:r>
-        <w:rPr/>
         <w:t>→ 메시가 여러개면 메시 하나하나가 렌더링 할 단위인 프리미티브가 되는 것으로 명명함</w:t>
       </w:r>
     </w:p>
     <w:p>
       <w:pPr>
         <w:rPr>
-          <w:rFonts w:hint="eastAsia"/>
           <w:b/>
           <w:bCs/>
           <w:sz w:val="22"/>
@@ -1183,10 +862,8 @@
       </w:pPr>
       <w:r>
         <w:rPr>
-          <w:lang w:eastAsia="ko-KR"/>
           <w:rFonts w:hint="eastAsia"/>
           <w:sz w:val="22"/>
-          <w:rtl w:val="off"/>
         </w:rPr>
         <w:t>즉 여러개의 메시를 처리하기 위해 만들어 둔 구조체</w:t>
       </w:r>
@@ -1205,7 +882,7 @@
       </w:tblGrid>
       <w:tr>
         <w:trPr>
-          <w:trHeight w:val="1692" w:hRule="atLeast"/>
+          <w:trHeight w:val="1692"/>
         </w:trPr>
         <w:tc>
           <w:tcPr>
@@ -1238,50 +915,24 @@
           <w:p>
             <w:pPr>
               <w:jc w:val="left"/>
-              <w:rPr>
-                <w:lang w:eastAsia="ko-KR"/>
-                <w:rFonts w:hint="eastAsia"/>
-                <w:rtl w:val="off"/>
-              </w:rPr>
-            </w:pPr>
-            <w:r>
-              <w:rPr>
-                <w:lang w:eastAsia="ko-KR"/>
-                <w:rtl w:val="off"/>
-              </w:rPr>
+            </w:pPr>
+            <w:r>
               <w:t>하나의 노드에 여러개의 메시가 있는 경우 GLTF 메시 로드 불가</w:t>
             </w:r>
           </w:p>
           <w:p>
             <w:pPr>
               <w:jc w:val="left"/>
-              <w:rPr>
-                <w:lang w:eastAsia="ko-KR"/>
-                <w:rFonts w:hint="eastAsia"/>
-                <w:rtl w:val="off"/>
-              </w:rPr>
-            </w:pPr>
-            <w:r>
-              <w:rPr>
-                <w:lang w:eastAsia="ko-KR"/>
-                <w:rtl w:val="off"/>
-              </w:rPr>
+            </w:pPr>
+            <w:r>
               <w:t>NPC 미완성</w:t>
             </w:r>
           </w:p>
           <w:p>
             <w:pPr>
               <w:jc w:val="left"/>
-              <w:rPr>
-                <w:lang w:eastAsia="ko-KR"/>
-                <w:rtl w:val="off"/>
-              </w:rPr>
-            </w:pPr>
-            <w:r>
-              <w:rPr>
-                <w:lang w:eastAsia="ko-KR"/>
-                <w:rtl w:val="off"/>
-              </w:rPr>
+            </w:pPr>
+            <w:r>
               <w:t xml:space="preserve">ColiderComponent, StateComponent, ScriptComponent 추가 필요 </w:t>
             </w:r>
           </w:p>
@@ -1290,10 +941,6 @@
               <w:jc w:val="left"/>
             </w:pPr>
             <w:r>
-              <w:rPr>
-                <w:lang w:eastAsia="ko-KR"/>
-                <w:rtl w:val="off"/>
-              </w:rPr>
               <w:t>서버 disconnecting 오류</w:t>
             </w:r>
           </w:p>
@@ -1329,13 +976,8 @@
           <w:p>
             <w:pPr>
               <w:rPr>
-                <w:lang w:eastAsia="ko-KR"/>
-                <w:rFonts w:hint="eastAsia"/>
-                <w:b w:val="0"/>
-                <w:bCs w:val="0"/>
                 <w:sz w:val="18"/>
                 <w:szCs w:val="20"/>
-                <w:rtl w:val="off"/>
               </w:rPr>
             </w:pPr>
             <w:r>
@@ -1349,12 +991,8 @@
             </w:r>
             <w:r>
               <w:rPr>
-                <w:lang w:eastAsia="ko-KR"/>
-                <w:b w:val="0"/>
-                <w:bCs w:val="0"/>
                 <w:sz w:val="18"/>
                 <w:szCs w:val="20"/>
-                <w:rtl w:val="off"/>
               </w:rPr>
               <w:t>를 통한 여러개의 메시 구조도 로드 가능하도록 수정</w:t>
             </w:r>
@@ -1362,20 +1000,15 @@
           <w:p>
             <w:pPr>
               <w:rPr>
-                <w:lang w:eastAsia="ko-KR"/>
-                <w:rFonts w:hint="eastAsia"/>
                 <w:sz w:val="18"/>
                 <w:szCs w:val="18"/>
-                <w:rtl w:val="off"/>
-              </w:rPr>
-            </w:pPr>
-            <w:r>
-              <w:rPr>
-                <w:lang w:eastAsia="ko-KR"/>
+              </w:rPr>
+            </w:pPr>
+            <w:r>
+              <w:rPr>
                 <w:rFonts w:hint="eastAsia"/>
                 <w:sz w:val="18"/>
                 <w:szCs w:val="18"/>
-                <w:rtl w:val="off"/>
               </w:rPr>
               <w:t>NPC 클라이언트 생성부 구현 필요</w:t>
             </w:r>
@@ -1383,20 +1016,15 @@
           <w:p>
             <w:pPr>
               <w:rPr>
-                <w:lang w:eastAsia="ko-KR"/>
-                <w:rFonts w:hint="eastAsia"/>
                 <w:sz w:val="18"/>
                 <w:szCs w:val="18"/>
-                <w:rtl w:val="off"/>
-              </w:rPr>
-            </w:pPr>
-            <w:r>
-              <w:rPr>
-                <w:lang w:eastAsia="ko-KR"/>
+              </w:rPr>
+            </w:pPr>
+            <w:r>
+              <w:rPr>
                 <w:rFonts w:hint="eastAsia"/>
                 <w:sz w:val="18"/>
                 <w:szCs w:val="18"/>
-                <w:rtl w:val="off"/>
               </w:rPr>
               <w:t>구현 예정</w:t>
             </w:r>
@@ -1404,16 +1032,13 @@
           <w:p>
             <w:pPr>
               <w:rPr>
-                <w:rFonts w:hint="eastAsia"/>
                 <w:szCs w:val="20"/>
               </w:rPr>
             </w:pPr>
             <w:r>
               <w:rPr>
-                <w:lang w:eastAsia="ko-KR"/>
                 <w:rFonts w:hint="eastAsia"/>
                 <w:szCs w:val="20"/>
-                <w:rtl w:val="off"/>
               </w:rPr>
               <w:t>추가 구현 예정</w:t>
             </w:r>
@@ -1422,7 +1047,7 @@
       </w:tr>
       <w:tr>
         <w:trPr>
-          <w:trHeight w:val="590" w:hRule="atLeast"/>
+          <w:trHeight w:val="590"/>
         </w:trPr>
         <w:tc>
           <w:tcPr>
@@ -1462,10 +1087,8 @@
             </w:pPr>
             <w:r>
               <w:rPr>
-                <w:lang w:eastAsia="ko-KR"/>
-                <w:b/>
-                <w:sz w:val="22"/>
-                <w:rtl w:val="off"/>
+                <w:b/>
+                <w:sz w:val="22"/>
               </w:rPr>
               <w:t>7</w:t>
             </w:r>
@@ -1502,76 +1125,20 @@
           <w:p>
             <w:pPr>
               <w:jc w:val="center"/>
-              <w:rPr>
-                <w:rFonts w:hint="eastAsia"/>
-              </w:rPr>
-            </w:pPr>
-            <w:r>
-              <w:rPr>
-                <w:rFonts w:hint="eastAsia"/>
-                <w:b/>
-              </w:rPr>
-              <w:t>2025.0</w:t>
-            </w:r>
-            <w:r>
-              <w:rPr>
-                <w:rFonts w:hint="eastAsia"/>
-                <w:b/>
-              </w:rPr>
-              <w:t>9.</w:t>
-            </w:r>
-            <w:r>
-              <w:rPr>
-                <w:lang w:eastAsia="ko-KR"/>
-                <w:rFonts w:hint="eastAsia"/>
-                <w:b/>
-                <w:rtl w:val="off"/>
-              </w:rPr>
-              <w:t>22</w:t>
-            </w:r>
-            <w:r>
-              <w:rPr>
-                <w:rFonts w:hint="eastAsia"/>
-                <w:b/>
-              </w:rPr>
-              <w:t xml:space="preserve"> ~ 2025.0</w:t>
-            </w:r>
-            <w:r>
-              <w:rPr>
-                <w:rFonts w:hint="eastAsia"/>
-                <w:b/>
-              </w:rPr>
-              <w:t>9</w:t>
-            </w:r>
-            <w:r>
-              <w:rPr>
-                <w:rFonts w:hint="eastAsia"/>
-                <w:b/>
-              </w:rPr>
-              <w:t>.</w:t>
-            </w:r>
-            <w:r>
-              <w:rPr>
-                <w:rFonts w:hint="eastAsia"/>
-                <w:b/>
-              </w:rPr>
-              <w:t>2</w:t>
-            </w:r>
-            <w:r>
-              <w:rPr>
-                <w:lang w:eastAsia="ko-KR"/>
-                <w:rFonts w:hint="eastAsia"/>
-                <w:b/>
-                <w:rtl w:val="off"/>
-              </w:rPr>
-              <w:t>8</w:t>
+            </w:pPr>
+            <w:r>
+              <w:rPr>
+                <w:rFonts w:hint="eastAsia"/>
+                <w:b/>
+              </w:rPr>
+              <w:t>2025.09.22 ~ 2025.09.28</w:t>
             </w:r>
           </w:p>
         </w:tc>
       </w:tr>
       <w:tr>
         <w:trPr>
-          <w:trHeight w:val="1520" w:hRule="atLeast"/>
+          <w:trHeight w:val="1520"/>
         </w:trPr>
         <w:tc>
           <w:tcPr>
@@ -1613,7 +1180,7 @@
       </w:tr>
       <w:tr>
         <w:trPr>
-          <w:trHeight w:val="1963" w:hRule="atLeast"/>
+          <w:trHeight w:val="1963"/>
         </w:trPr>
         <w:tc>
           <w:tcPr>
@@ -1689,21 +1256,71 @@
 </w:document>
 </file>
 
+<file path=word/endnotes.xml><?xml version="1.0" encoding="utf-8"?>
+<w:endnotes xmlns:wpc="http://schemas.microsoft.com/office/word/2010/wordprocessingCanvas" xmlns:cx="http://schemas.microsoft.com/office/drawing/2014/chartex" xmlns:cx1="http://schemas.microsoft.com/office/drawing/2015/9/8/chartex" xmlns:cx2="http://schemas.microsoft.com/office/drawing/2015/10/21/chartex" xmlns:cx3="http://schemas.microsoft.com/office/drawing/2016/5/9/chartex" xmlns:cx4="http://schemas.microsoft.com/office/drawing/2016/5/10/chartex" xmlns:cx5="http://schemas.microsoft.com/office/drawing/2016/5/11/chartex" xmlns:cx6="http://schemas.microsoft.com/office/drawing/2016/5/12/chartex" xmlns:cx7="http://schemas.microsoft.com/office/drawing/2016/5/13/chartex" xmlns:cx8="http://schemas.microsoft.com/office/drawing/2016/5/14/chartex" xmlns:mc="http://schemas.openxmlformats.org/markup-compatibility/2006" xmlns:aink="http://schemas.microsoft.com/office/drawing/2016/ink" xmlns:am3d="http://schemas.microsoft.com/office/drawing/2017/model3d" xmlns:o="urn:schemas-microsoft-com:office:office" xmlns:oel="http://schemas.microsoft.com/office/2019/extlst" xmlns:r="http://schemas.openxmlformats.org/officeDocument/2006/relationships" xmlns:m="http://schemas.openxmlformats.org/officeDocument/2006/math" xmlns:v="urn:schemas-microsoft-com:vml" xmlns:wp14="http://schemas.microsoft.com/office/word/2010/wordprocessingDrawing" xmlns:wp="http://schemas.openxmlformats.org/drawingml/2006/wordprocessingDrawing" xmlns:w10="urn:schemas-microsoft-com:office:word" xmlns:w="http://schemas.openxmlformats.org/wordprocessingml/2006/main" xmlns:w14="http://schemas.microsoft.com/office/word/2010/wordml" xmlns:w15="http://schemas.microsoft.com/office/word/2012/wordml" xmlns:w16cex="http://schemas.microsoft.com/office/word/2018/wordml/cex" xmlns:w16cid="http://schemas.microsoft.com/office/word/2016/wordml/cid" xmlns:w16="http://schemas.microsoft.com/office/word/2018/wordml" xmlns:w16du="http://schemas.microsoft.com/office/word/2023/wordml/word16du" xmlns:w16sdtdh="http://schemas.microsoft.com/office/word/2020/wordml/sdtdatahash" xmlns:w16sdtfl="http://schemas.microsoft.com/office/word/2024/wordml/sdtformatlock" xmlns:w16se="http://schemas.microsoft.com/office/word/2015/wordml/symex" xmlns:wpg="http://schemas.microsoft.com/office/word/2010/wordprocessingGroup" xmlns:wpi="http://schemas.microsoft.com/office/word/2010/wordprocessingInk" xmlns:wne="http://schemas.microsoft.com/office/word/2006/wordml" xmlns:wps="http://schemas.microsoft.com/office/word/2010/wordprocessingShape" mc:Ignorable="w14 w15 w16se w16cid w16 w16cex w16sdtdh w16sdtfl w16du wp14">
+  <w:endnote w:type="separator" w:id="-1">
+    <w:p>
+      <w:pPr>
+        <w:spacing w:after="0" w:line="240" w:lineRule="auto"/>
+      </w:pPr>
+      <w:r>
+        <w:separator/>
+      </w:r>
+    </w:p>
+  </w:endnote>
+  <w:endnote w:type="continuationSeparator" w:id="0">
+    <w:p>
+      <w:pPr>
+        <w:spacing w:after="0" w:line="240" w:lineRule="auto"/>
+      </w:pPr>
+      <w:r>
+        <w:continuationSeparator/>
+      </w:r>
+    </w:p>
+  </w:endnote>
+</w:endnotes>
+</file>
+
+<file path=word/footnotes.xml><?xml version="1.0" encoding="utf-8"?>
+<w:footnotes xmlns:wpc="http://schemas.microsoft.com/office/word/2010/wordprocessingCanvas" xmlns:cx="http://schemas.microsoft.com/office/drawing/2014/chartex" xmlns:cx1="http://schemas.microsoft.com/office/drawing/2015/9/8/chartex" xmlns:cx2="http://schemas.microsoft.com/office/drawing/2015/10/21/chartex" xmlns:cx3="http://schemas.microsoft.com/office/drawing/2016/5/9/chartex" xmlns:cx4="http://schemas.microsoft.com/office/drawing/2016/5/10/chartex" xmlns:cx5="http://schemas.microsoft.com/office/drawing/2016/5/11/chartex" xmlns:cx6="http://schemas.microsoft.com/office/drawing/2016/5/12/chartex" xmlns:cx7="http://schemas.microsoft.com/office/drawing/2016/5/13/chartex" xmlns:cx8="http://schemas.microsoft.com/office/drawing/2016/5/14/chartex" xmlns:mc="http://schemas.openxmlformats.org/markup-compatibility/2006" xmlns:aink="http://schemas.microsoft.com/office/drawing/2016/ink" xmlns:am3d="http://schemas.microsoft.com/office/drawing/2017/model3d" xmlns:o="urn:schemas-microsoft-com:office:office" xmlns:oel="http://schemas.microsoft.com/office/2019/extlst" xmlns:r="http://schemas.openxmlformats.org/officeDocument/2006/relationships" xmlns:m="http://schemas.openxmlformats.org/officeDocument/2006/math" xmlns:v="urn:schemas-microsoft-com:vml" xmlns:wp14="http://schemas.microsoft.com/office/word/2010/wordprocessingDrawing" xmlns:wp="http://schemas.openxmlformats.org/drawingml/2006/wordprocessingDrawing" xmlns:w10="urn:schemas-microsoft-com:office:word" xmlns:w="http://schemas.openxmlformats.org/wordprocessingml/2006/main" xmlns:w14="http://schemas.microsoft.com/office/word/2010/wordml" xmlns:w15="http://schemas.microsoft.com/office/word/2012/wordml" xmlns:w16cex="http://schemas.microsoft.com/office/word/2018/wordml/cex" xmlns:w16cid="http://schemas.microsoft.com/office/word/2016/wordml/cid" xmlns:w16="http://schemas.microsoft.com/office/word/2018/wordml" xmlns:w16du="http://schemas.microsoft.com/office/word/2023/wordml/word16du" xmlns:w16sdtdh="http://schemas.microsoft.com/office/word/2020/wordml/sdtdatahash" xmlns:w16sdtfl="http://schemas.microsoft.com/office/word/2024/wordml/sdtformatlock" xmlns:w16se="http://schemas.microsoft.com/office/word/2015/wordml/symex" xmlns:wpg="http://schemas.microsoft.com/office/word/2010/wordprocessingGroup" xmlns:wpi="http://schemas.microsoft.com/office/word/2010/wordprocessingInk" xmlns:wne="http://schemas.microsoft.com/office/word/2006/wordml" xmlns:wps="http://schemas.microsoft.com/office/word/2010/wordprocessingShape" mc:Ignorable="w14 w15 w16se w16cid w16 w16cex w16sdtdh w16sdtfl w16du wp14">
+  <w:footnote w:type="separator" w:id="-1">
+    <w:p>
+      <w:pPr>
+        <w:spacing w:after="0" w:line="240" w:lineRule="auto"/>
+      </w:pPr>
+      <w:r>
+        <w:separator/>
+      </w:r>
+    </w:p>
+  </w:footnote>
+  <w:footnote w:type="continuationSeparator" w:id="0">
+    <w:p>
+      <w:pPr>
+        <w:spacing w:after="0" w:line="240" w:lineRule="auto"/>
+      </w:pPr>
+      <w:r>
+        <w:continuationSeparator/>
+      </w:r>
+    </w:p>
+  </w:footnote>
+</w:footnotes>
+</file>
+
 <file path=word/styles.xml><?xml version="1.0" encoding="utf-8"?>
-<w:styles xmlns:r="http://schemas.openxmlformats.org/officeDocument/2006/relationships" xmlns:w="http://schemas.openxmlformats.org/wordprocessingml/2006/main">
+<w:styles xmlns:mc="http://schemas.openxmlformats.org/markup-compatibility/2006" xmlns:r="http://schemas.openxmlformats.org/officeDocument/2006/relationships" xmlns:w="http://schemas.openxmlformats.org/wordprocessingml/2006/main" xmlns:w14="http://schemas.microsoft.com/office/word/2010/wordml" xmlns:w15="http://schemas.microsoft.com/office/word/2012/wordml" xmlns:w16cex="http://schemas.microsoft.com/office/word/2018/wordml/cex" xmlns:w16cid="http://schemas.microsoft.com/office/word/2016/wordml/cid" xmlns:w16="http://schemas.microsoft.com/office/word/2018/wordml" xmlns:w16du="http://schemas.microsoft.com/office/word/2023/wordml/word16du" xmlns:w16sdtdh="http://schemas.microsoft.com/office/word/2020/wordml/sdtdatahash" xmlns:w16sdtfl="http://schemas.microsoft.com/office/word/2024/wordml/sdtformatlock" xmlns:w16se="http://schemas.microsoft.com/office/word/2015/wordml/symex" mc:Ignorable="w14 w15 w16se w16cid w16 w16cex w16sdtdh w16sdtfl w16du">
   <w:docDefaults>
     <w:rPrDefault>
       <w:rPr>
+        <w:rFonts w:asciiTheme="minorHAnsi" w:eastAsiaTheme="minorEastAsia" w:hAnsiTheme="minorHAnsi" w:cstheme="minorEastAsia"/>
+        <w:kern w:val="2"/>
+        <w:szCs w:val="22"/>
         <w:lang w:val="en-US" w:eastAsia="ko-KR" w:bidi="ar-SA"/>
-        <w:rFonts w:asciiTheme="minorHAnsi" w:eastAsiaTheme="minorHAnsi" w:hAnsiTheme="minorHAnsi" w:cstheme="minorEastAsia"/>
-        <w:szCs w:val="22"/>
-        <w:kern w:val="2"/>
       </w:rPr>
     </w:rPrDefault>
     <w:pPrDefault>
       <w:pPr>
+        <w:spacing w:after="160" w:line="259" w:lineRule="auto"/>
         <w:jc w:val="both"/>
-        <w:spacing w:after="160" w:line="259" w:lineRule="auto"/>
       </w:pPr>
     </w:pPrDefault>
   </w:docDefaults>
@@ -1795,7 +1412,7 @@
     <w:lsdException w:name="Block Text" w:semiHidden="1" w:unhideWhenUsed="1"/>
     <w:lsdException w:name="Hyperlink" w:semiHidden="1" w:unhideWhenUsed="1"/>
     <w:lsdException w:name="FollowedHyperlink" w:semiHidden="1" w:unhideWhenUsed="1"/>
-    <w:lsdException w:name="Strong" w:uiPriority="130" w:qFormat="1"/>
+    <w:lsdException w:name="Strong" w:qFormat="1"/>
     <w:lsdException w:name="Emphasis" w:qFormat="1"/>
     <w:lsdException w:name="Document Map" w:semiHidden="1" w:unhideWhenUsed="1"/>
     <w:lsdException w:name="Plain Text" w:semiHidden="1" w:unhideWhenUsed="1"/>
@@ -1806,7 +1423,7 @@
     <w:lsdException w:name="HTML Acronym" w:semiHidden="1" w:unhideWhenUsed="1"/>
     <w:lsdException w:name="HTML Address" w:semiHidden="1" w:unhideWhenUsed="1"/>
     <w:lsdException w:name="HTML Cite" w:semiHidden="1" w:unhideWhenUsed="1"/>
-    <w:lsdException w:name="HTML Code" w:semiHidden="1" w:uiPriority="2085" w:unhideWhenUsed="1"/>
+    <w:lsdException w:name="HTML Code" w:semiHidden="1" w:unhideWhenUsed="1"/>
     <w:lsdException w:name="HTML Definition" w:semiHidden="1" w:unhideWhenUsed="1"/>
     <w:lsdException w:name="HTML Keyboard" w:semiHidden="1" w:unhideWhenUsed="1"/>
     <w:lsdException w:name="HTML Preformatted" w:semiHidden="1" w:unhideWhenUsed="1"/>
@@ -1984,15 +1601,16 @@
     <w:name w:val="Normal"/>
     <w:qFormat/>
     <w:pPr>
-      <w:autoSpaceDE w:val="off"/>
-      <w:autoSpaceDN w:val="off"/>
-      <w:widowControl w:val="off"/>
-      <w:wordWrap w:val="off"/>
+      <w:widowControl w:val="0"/>
+      <w:wordWrap w:val="0"/>
+      <w:autoSpaceDE w:val="0"/>
+      <w:autoSpaceDN w:val="0"/>
     </w:pPr>
   </w:style>
   <w:style w:type="character" w:default="1" w:styleId="a0">
     <w:name w:val="Default Paragraph Font"/>
     <w:uiPriority w:val="1"/>
+    <w:semiHidden/>
     <w:unhideWhenUsed/>
   </w:style>
   <w:style w:type="table" w:default="1" w:styleId="a1">
@@ -2018,8 +1636,8 @@
   </w:style>
   <w:style w:type="table" w:customStyle="1" w:styleId="1">
     <w:name w:val="표 구분선1"/>
+    <w:basedOn w:val="a1"/>
     <w:uiPriority w:val="39"/>
-    <w:basedOn w:val="a1"/>
     <w:pPr>
       <w:spacing w:after="0" w:line="240" w:lineRule="auto"/>
     </w:pPr>
@@ -2036,8 +1654,8 @@
   </w:style>
   <w:style w:type="paragraph" w:styleId="a3">
     <w:name w:val="List Paragraph"/>
+    <w:basedOn w:val="a"/>
     <w:uiPriority w:val="34"/>
-    <w:basedOn w:val="a"/>
     <w:qFormat/>
     <w:pPr>
       <w:ind w:leftChars="400" w:left="800"/>
@@ -2045,43 +1663,43 @@
   </w:style>
   <w:style w:type="paragraph" w:styleId="a4">
     <w:name w:val="header"/>
-    <w:uiPriority w:val="99"/>
     <w:basedOn w:val="a"/>
     <w:link w:val="Char"/>
+    <w:uiPriority w:val="99"/>
     <w:unhideWhenUsed/>
     <w:pPr>
-      <w:snapToGrid w:val="0"/>
       <w:tabs>
         <w:tab w:val="center" w:pos="4513"/>
         <w:tab w:val="right" w:pos="9026"/>
       </w:tabs>
+      <w:snapToGrid w:val="0"/>
     </w:pPr>
   </w:style>
   <w:style w:type="character" w:customStyle="1" w:styleId="Char">
     <w:name w:val="머리글 Char"/>
-    <w:uiPriority w:val="99"/>
     <w:basedOn w:val="a0"/>
     <w:link w:val="a4"/>
+    <w:uiPriority w:val="99"/>
   </w:style>
   <w:style w:type="paragraph" w:styleId="a5">
     <w:name w:val="footer"/>
-    <w:uiPriority w:val="99"/>
     <w:basedOn w:val="a"/>
     <w:link w:val="Char0"/>
+    <w:uiPriority w:val="99"/>
     <w:unhideWhenUsed/>
     <w:pPr>
-      <w:snapToGrid w:val="0"/>
       <w:tabs>
         <w:tab w:val="center" w:pos="4513"/>
         <w:tab w:val="right" w:pos="9026"/>
       </w:tabs>
+      <w:snapToGrid w:val="0"/>
     </w:pPr>
   </w:style>
   <w:style w:type="character" w:customStyle="1" w:styleId="Char0">
     <w:name w:val="바닥글 Char"/>
-    <w:uiPriority w:val="99"/>
     <w:basedOn w:val="a0"/>
     <w:link w:val="a5"/>
+    <w:uiPriority w:val="99"/>
   </w:style>
   <w:style w:type="character" w:styleId="a6">
     <w:name w:val="Hyperlink"/>
@@ -2089,7 +1707,7 @@
     <w:unhideWhenUsed/>
     <w:rPr>
       <w:color w:val="0563C1"/>
-      <w:u w:val="single" w:color="auto"/>
+      <w:u w:val="single"/>
     </w:rPr>
   </w:style>
   <w:style w:type="character" w:customStyle="1" w:styleId="10">
@@ -2104,8 +1722,8 @@
   </w:style>
   <w:style w:type="character" w:styleId="HTML">
     <w:name w:val="HTML Code"/>
+    <w:basedOn w:val="a0"/>
     <w:uiPriority w:val="99"/>
-    <w:basedOn w:val="a0"/>
     <w:semiHidden/>
     <w:unhideWhenUsed/>
     <w:rPr>
@@ -2116,8 +1734,8 @@
   </w:style>
   <w:style w:type="character" w:styleId="a7">
     <w:name w:val="Strong"/>
+    <w:basedOn w:val="a0"/>
     <w:uiPriority w:val="22"/>
-    <w:basedOn w:val="a0"/>
     <w:qFormat/>
     <w:rPr>
       <w:b/>
